--- a/reference.docx
+++ b/reference.docx
@@ -1135,6 +1135,55 @@
       <w:bCs w:val="0"/>
       <w:color w:val="365F91" w:themeColor="accent1" w:themeShade="BF"/>
     </w:rPr>
+  </w:style>
+  <w:style w:type="paragraph" w:customStyle="1" w:styleId="Epigraph">
+    <w:name w:val="Epigraph"/>
+    <w:basedOn w:val="BodyText"/>
+    <w:next w:val="BodyText"/>
+    <w:qFormat/>
+    <w:pPr>
+      <w:spacing w:after="80"/>
+      <w:ind w:left="1134" w:right="567"/>
+    </w:pPr>
+    <w:rPr>
+      <w:i/>
+      <w:sz w:val="20"/>
+    </w:rPr>
+  </w:style>
+  <w:style w:type="paragraph" w:customStyle="1" w:styleId="Verse">
+    <w:name w:val="Verse"/>
+    <w:basedOn w:val="BodyText"/>
+    <w:next w:val="BodyText"/>
+    <w:qFormat/>
+    <w:pPr>
+      <w:spacing w:after="160"/>
+      <w:ind w:left="850"/>
+    </w:pPr>
+  </w:style>
+  <w:style w:type="paragraph" w:customStyle="1" w:styleId="Attribution">
+    <w:name w:val="Attribution"/>
+    <w:basedOn w:val="BodyText"/>
+    <w:next w:val="BodyText"/>
+    <w:qFormat/>
+    <w:pPr>
+      <w:spacing w:after="240"/>
+      <w:ind w:right="567"/>
+      <w:jc w:val="right"/>
+    </w:pPr>
+    <w:rPr>
+      <w:sz w:val="20"/>
+    </w:rPr>
+  </w:style>
+  <w:style w:type="paragraph" w:customStyle="1" w:styleId="Box">
+    <w:name w:val="Box"/>
+    <w:basedOn w:val="BodyText"/>
+    <w:next w:val="BodyText"/>
+    <w:qFormat/>
+    <w:pPr>
+      <w:spacing w:after="120"/>
+      <w:ind w:left="283" w:right="283"/>
+      <w:shd w:val="clear" w:color="auto" w:fill="F2EFE8"/>
+    </w:pPr>
   </w:style>
 </w:styles>
 </file>
